--- a/Quanta, Actually - SERIES/QED Course/chapters/Lesson 86 QED in External Fields.docx
+++ b/Quanta, Actually - SERIES/QED Course/chapters/Lesson 86 QED in External Fields.docx
@@ -17,7 +17,7 @@
         <w:jc w:val="center"/>
       </w:pPr>
       <w:r>
-        <w:t>Lesson 86 of the Complete Quantum Electrodynamics Course</w:t>
+        <w:t>Lesson 86 of Quantum, Actually, Volume 2: A QED Course</w:t>
       </w:r>
     </w:p>
     <w:p>
@@ -74,7 +74,16 @@
     </w:p>
     <w:p>
       <w:r>
-        <w:t>Lesson 58 showed that a single real photon cannot turn into an electron–positron pair, and postponed the question of what can. This lesson answers it. A classical external field is not a particle and is not bound by the photon's mass-shell condition, so it can supply the energy and momentum a pair needs. The tool is the background-field split of the photon, A = A_ext + a, combined with Lesson 82's effective action and Lesson 81's vacuum persistence amplitude. The lesson first sets up the Furry picture, in which the electron moves exactly in the background. It derives the tunneling exponent πm²/eE and then the complete leading pair-production rate, prefactor included, from a counting argument. Schwinger's full result is quoted and compared with it. The lesson explains why the effect is invisible to every order of perturbation theory, evaluates it for real fields, and ends with the other strong-field frontier, the supercritical Coulomb field of a nucleus with Z near 173. Expect six to eight hours.</w:t>
+        <w:t>Lesson 58 showed that a single real photon cannot turn into an electron–positron pair, and postponed the question of what can. This lesson answers it. A classical external field is not a particle and is not bound by the photon's mass-shell condition, so it can supply the energy and momentum a pair needs. The tool is the background-field split of the photon, A = A</w:t>
+      </w:r>
+      <w:r>
+        <w:rPr>
+          <w:vertAlign w:val="subscript"/>
+        </w:rPr>
+        <w:t>ext</w:t>
+      </w:r>
+      <w:r>
+        <w:t xml:space="preserve"> + a, combined with Lesson 82's effective action and Lesson 81's vacuum persistence amplitude. The lesson first sets up the Furry picture, in which the electron moves exactly in the background. It derives the tunneling exponent πm²/eE and then the complete leading pair-production rate, prefactor included, from a counting argument. Schwinger's full result is quoted and compared with it. The lesson explains why the effect is invisible to every order of perturbation theory, evaluates it for real fields, and ends with the other strong-field frontier, the supercritical Coulomb field of a nucleus with Z near 173. Expect six to eight hours.</w:t>
       </w:r>
     </w:p>
     <w:p>
@@ -98,7 +107,25 @@
         <w:pStyle w:val="ListBullet"/>
       </w:pPr>
       <w:r>
-        <w:t>Write A = A_ext + a, explain when a classical A_ext is legitimate, and set up the Furry picture.</w:t>
+        <w:t>Write A = A</w:t>
+      </w:r>
+      <w:r>
+        <w:rPr>
+          <w:vertAlign w:val="subscript"/>
+        </w:rPr>
+        <w:t>ext</w:t>
+      </w:r>
+      <w:r>
+        <w:t xml:space="preserve"> + a, explain when a classical A</w:t>
+      </w:r>
+      <w:r>
+        <w:rPr>
+          <w:vertAlign w:val="subscript"/>
+        </w:rPr>
+        <w:t>ext</w:t>
+      </w:r>
+      <w:r>
+        <w:t xml:space="preserve"> is legitimate, and set up the Furry picture.</w:t>
       </w:r>
     </w:p>
     <w:p>
@@ -106,7 +133,16 @@
         <w:pStyle w:val="ListBullet"/>
       </w:pPr>
       <w:r>
-        <w:t>Connect pair production to an imaginary part of Γ[A_ext] through |⟨0|0⟩|² = exp(−2 Im Γ).</w:t>
+        <w:t>Connect pair production to an imaginary part of Γ[A</w:t>
+      </w:r>
+      <w:r>
+        <w:rPr>
+          <w:vertAlign w:val="subscript"/>
+        </w:rPr>
+        <w:t>ext</w:t>
+      </w:r>
+      <w:r>
+        <w:t>] through |⟨0|0⟩|² = exp(−2 Im Γ).</w:t>
       </w:r>
     </w:p>
     <w:p>
@@ -214,7 +250,13 @@
           </w:tcPr>
           <w:p>
             <w:r>
-              <w:t>A_ext</w:t>
+              <w:t>A</w:t>
+            </w:r>
+            <w:r>
+              <w:rPr>
+                <w:vertAlign w:val="subscript"/>
+              </w:rPr>
+              <w:t>ext</w:t>
             </w:r>
           </w:p>
         </w:tc>
@@ -269,7 +311,13 @@
           </w:tcPr>
           <w:p>
             <w:r>
-              <w:t>Quantized photon fluctuation about A_ext</w:t>
+              <w:t>Quantized photon fluctuation about A</w:t>
+            </w:r>
+            <w:r>
+              <w:rPr>
+                <w:vertAlign w:val="subscript"/>
+              </w:rPr>
+              <w:t>ext</w:t>
             </w:r>
           </w:p>
         </w:tc>
@@ -325,7 +373,13 @@
           </w:tcPr>
           <w:p>
             <w:r>
-              <w:t>E_c</w:t>
+              <w:t>E</w:t>
+            </w:r>
+            <w:r>
+              <w:rPr>
+                <w:vertAlign w:val="subscript"/>
+              </w:rPr>
+              <w:t>c</w:t>
             </w:r>
           </w:p>
         </w:tc>
@@ -399,7 +453,13 @@
           </w:tcPr>
           <w:p>
             <w:r>
-              <w:t>ℒ_eff</w:t>
+              <w:t>ℒ</w:t>
+            </w:r>
+            <w:r>
+              <w:rPr>
+                <w:vertAlign w:val="subscript"/>
+              </w:rPr>
+              <w:t>eff</w:t>
             </w:r>
           </w:p>
         </w:tc>
@@ -417,7 +477,25 @@
           </w:tcPr>
           <w:p>
             <w:r>
-              <w:t>Effective Lagrangian, Γ[A_ext] = ∫d⁴x ℒ_eff for constant fields</w:t>
+              <w:t>Effective Lagrangian, Γ[A</w:t>
+            </w:r>
+            <w:r>
+              <w:rPr>
+                <w:vertAlign w:val="subscript"/>
+              </w:rPr>
+              <w:t>ext</w:t>
+            </w:r>
+            <w:r>
+              <w:t>] = ∫d⁴x ℒ</w:t>
+            </w:r>
+            <w:r>
+              <w:rPr>
+                <w:vertAlign w:val="subscript"/>
+              </w:rPr>
+              <w:t>eff</w:t>
+            </w:r>
+            <w:r>
+              <w:t xml:space="preserve"> for constant fields</w:t>
             </w:r>
           </w:p>
         </w:tc>
@@ -562,7 +640,43 @@
     </w:p>
     <w:p>
       <w:r>
-        <w:t>and integrate only over a and ψ. A_ext is fixed. It appears in the electron's kinetic operator as K[A_ext] = i∂̸ + eA̸_ext − m, from Lesson 82, Section 5.1. A prescribed classical field is the limit of a coherent state with large occupation (Lesson 34). A coherent state has ⟨A⟩ = A_classical, and its relative quantum fluctuations fall like 1/√N with the mean number N of photons in a mode. A laboratory field, with N of order 10²⁰ or more per mode, is classical to excellent accuracy. Treating it as fixed means neglecting its depletion by the pairs it produces, the back-reaction.</w:t>
+        <w:t>and integrate only over a and ψ. A</w:t>
+      </w:r>
+      <w:r>
+        <w:rPr>
+          <w:vertAlign w:val="subscript"/>
+        </w:rPr>
+        <w:t>ext</w:t>
+      </w:r>
+      <w:r>
+        <w:t xml:space="preserve"> is fixed. It appears in the electron's kinetic operator as K[A</w:t>
+      </w:r>
+      <w:r>
+        <w:rPr>
+          <w:vertAlign w:val="subscript"/>
+        </w:rPr>
+        <w:t>ext</w:t>
+      </w:r>
+      <w:r>
+        <w:t>] = i∂̸ + eA̸</w:t>
+      </w:r>
+      <w:r>
+        <w:rPr>
+          <w:vertAlign w:val="subscript"/>
+        </w:rPr>
+        <w:t>ext</w:t>
+      </w:r>
+      <w:r>
+        <w:t xml:space="preserve"> − m, from Lesson 82, Section 5.1. A prescribed classical field is the limit of a coherent state with large occupation (Lesson 34). A coherent state has ⟨A⟩ = A</w:t>
+      </w:r>
+      <w:r>
+        <w:rPr>
+          <w:vertAlign w:val="subscript"/>
+        </w:rPr>
+        <w:t>c</w:t>
+      </w:r>
+      <w:r>
+        <w:t>lassical, and its relative quantum fluctuations fall like 1/√N with the mean number N of photons in a mode. A laboratory field, with N of order 10²⁰ or more per mode, is classical to excellent accuracy. Treating it as fixed means neglecting its depletion by the pairs it produces, the back-reaction.</w:t>
       </w:r>
     </w:p>
     <w:p>
@@ -575,7 +689,25 @@
     </w:p>
     <w:p>
       <w:r>
-        <w:t>Since K[A_ext] is quadratic in ψ, the electron can be propagated in the background exactly, and only a is treated in perturbation theory. The propagator is iK[A_ext]⁻¹, the Green's function of the Dirac equation in the field. This is the Furry picture. Lesson 77 used it implicitly. The Dirac hydrogen levels are the poles of the electron propagator in a Coulomb background, exact in Zα, and the Lamb shift is the first radiative correction in a. In a plane-wave background the Dirac equation is also exactly solvable, by the Volkov solutions, which are the basis of strong-laser QED.</w:t>
+        <w:t>Since K[A</w:t>
+      </w:r>
+      <w:r>
+        <w:rPr>
+          <w:vertAlign w:val="subscript"/>
+        </w:rPr>
+        <w:t>ext</w:t>
+      </w:r>
+      <w:r>
+        <w:t>] is quadratic in ψ, the electron can be propagated in the background exactly, and only a is treated in perturbation theory. The propagator is iK[A</w:t>
+      </w:r>
+      <w:r>
+        <w:rPr>
+          <w:vertAlign w:val="subscript"/>
+        </w:rPr>
+        <w:t>ext</w:t>
+      </w:r>
+      <w:r>
+        <w:t>]⁻¹, the Green's function of the Dirac equation in the field. This is the Furry picture. Lesson 77 used it implicitly. The Dirac hydrogen levels are the poles of the electron propagator in a Coulomb background, exact in Zα, and the Lamb shift is the first radiative correction in a. In a plane-wave background the Dirac equation is also exactly solvable, by the Volkov solutions, which are the basis of strong-laser QED.</w:t>
       </w:r>
     </w:p>
     <w:p>
@@ -727,7 +859,16 @@
     </w:p>
     <w:p>
       <w:r>
-        <w:t>Lesson 81's vacuum persistence amplitude is ⟨0, out|0, in⟩ = e^{iΓ}. If Γ is real, the vacuum stays the vacuum and only acquires a phase, and the background merely polarizes it. If Γ has an imaginary part,</w:t>
+        <w:t>Lesson 81's vacuum persistence amplitude is ⟨0, out|0, in⟩ = e</w:t>
+      </w:r>
+      <w:r>
+        <w:rPr>
+          <w:vertAlign w:val="superscript"/>
+        </w:rPr>
+        <w:t>iΓ</w:t>
+      </w:r>
+      <w:r>
+        <w:t>. If Γ is real, the vacuum stays the vacuum and only acquires a phase, and the background merely polarizes it. If Γ has an imaginary part,</w:t>
       </w:r>
     </w:p>
     <w:p>
@@ -810,7 +951,34 @@
     </w:p>
     <w:p>
       <w:r>
-        <w:t>is less than 1, and the vacuum decays: the background creates particles. For a constant field, Im Γ = VT Im ℒ_eff, so 2Im ℒ_eff is a probability per unit volume per unit time. This is the same structure as Lesson 81's e^{−n̄}, with a classical current replaced by a classical field.</w:t>
+        <w:t>is less than 1, and the vacuum decays: the background creates particles. For a constant field, Im Γ = VT Im ℒ</w:t>
+      </w:r>
+      <w:r>
+        <w:rPr>
+          <w:vertAlign w:val="subscript"/>
+        </w:rPr>
+        <w:t>eff</w:t>
+      </w:r>
+      <w:r>
+        <w:t>, so 2Im ℒ</w:t>
+      </w:r>
+      <w:r>
+        <w:rPr>
+          <w:vertAlign w:val="subscript"/>
+        </w:rPr>
+        <w:t>eff</w:t>
+      </w:r>
+      <w:r>
+        <w:t xml:space="preserve"> is a probability per unit volume per unit time. This is the same structure as Lesson 81's e</w:t>
+      </w:r>
+      <w:r>
+        <w:rPr>
+          <w:vertAlign w:val="superscript"/>
+        </w:rPr>
+        <w:t>−n̄</w:t>
+      </w:r>
+      <w:r>
+        <w:t>, with a classical current replaced by a classical field.</w:t>
       </w:r>
     </w:p>
     <w:p>
@@ -844,7 +1012,25 @@
     </w:p>
     <w:p>
       <w:r>
-        <w:t>Put the center of the gap at z = 0. Inside it the longitudinal momentum is imaginary, |p_z| = √(m_⊥² − (eEz)²), where m_⊥ = √(m² + p_⊥²) includes the conserved transverse momentum. The WKB tunneling probability is e^{−2∫|p_z|dz}, and the integral is half the area of an ellipse with semi-axes m_⊥ and m_⊥/eE:</w:t>
+        <w:t>Put the center of the gap at z = 0. Inside it the longitudinal momentum is imaginary, |p</w:t>
+      </w:r>
+      <w:r>
+        <w:rPr>
+          <w:vertAlign w:val="subscript"/>
+        </w:rPr>
+        <w:t>z</w:t>
+      </w:r>
+      <w:r>
+        <w:t>| = √(m_⊥² − (eEz)²), where m_⊥ = √(m² + p_⊥²) includes the conserved transverse momentum. The WKB tunneling probability is e</w:t>
+      </w:r>
+      <w:r>
+        <w:rPr>
+          <w:vertAlign w:val="superscript"/>
+        </w:rPr>
+        <w:t>−2∫|p_z|dz</w:t>
+      </w:r>
+      <w:r>
+        <w:t>, and the integral is half the area of an ellipse with semi-axes m_⊥ and m_⊥/eE:</w:t>
       </w:r>
     </w:p>
     <w:p>
@@ -1297,7 +1483,43 @@
     </w:p>
     <w:p>
       <w:r>
-        <w:t>In the gauge A_z = −Et, the canonical momentum along z is conserved, and the kinetic momentum p_z − eA_z grows at the rate eE. Each mode sweeps through the gap once, and the modes cross the gap at a rate per unit length of dp_z/dt divided by 2π, that is eE/2π. The number of transverse modes per unit area is d²p_⊥/(2π)², and there are 2 spin states. The rate per unit volume is the product of the number of modes crossing per unit time and the probability each tunnels:</w:t>
+        <w:t>In the gauge A</w:t>
+      </w:r>
+      <w:r>
+        <w:rPr>
+          <w:vertAlign w:val="subscript"/>
+        </w:rPr>
+        <w:t>z</w:t>
+      </w:r>
+      <w:r>
+        <w:t xml:space="preserve"> = −Et, the canonical momentum along z is conserved, and the kinetic momentum p</w:t>
+      </w:r>
+      <w:r>
+        <w:rPr>
+          <w:vertAlign w:val="subscript"/>
+        </w:rPr>
+        <w:t>z</w:t>
+      </w:r>
+      <w:r>
+        <w:t xml:space="preserve"> − eA</w:t>
+      </w:r>
+      <w:r>
+        <w:rPr>
+          <w:vertAlign w:val="subscript"/>
+        </w:rPr>
+        <w:t>z</w:t>
+      </w:r>
+      <w:r>
+        <w:t xml:space="preserve"> grows at the rate eE. Each mode sweeps through the gap once, and the modes cross the gap at a rate per unit length of dp</w:t>
+      </w:r>
+      <w:r>
+        <w:rPr>
+          <w:vertAlign w:val="subscript"/>
+        </w:rPr>
+        <w:t>z</w:t>
+      </w:r>
+      <w:r>
+        <w:t>/dt divided by 2π, that is eE/2π. The number of transverse modes per unit area is d²p_⊥/(2π)², and there are 2 spin states. The rate per unit volume is the product of the number of modes crossing per unit time and the probability each tunnels:</w:t>
       </w:r>
     </w:p>
     <w:p>
@@ -1467,7 +1689,25 @@
     </w:p>
     <w:p>
       <w:r>
-        <w:t>∫d²p_⊥ e^{−πp_⊥²/eE} = π × (eE/π) = eE, the Gaussian integral ∫d²p e^{−ap²} = π/a. Then</w:t>
+        <w:t>∫d²p_⊥ e</w:t>
+      </w:r>
+      <w:r>
+        <w:rPr>
+          <w:vertAlign w:val="superscript"/>
+        </w:rPr>
+        <w:t>−πp_⊥²/eE</w:t>
+      </w:r>
+      <w:r>
+        <w:t xml:space="preserve"> = π × (eE/π) = eE, the Gaussian integral ∫d²p e</w:t>
+      </w:r>
+      <w:r>
+        <w:rPr>
+          <w:vertAlign w:val="superscript"/>
+        </w:rPr>
+        <w:t>−ap²</w:t>
+      </w:r>
+      <w:r>
+        <w:t xml:space="preserve"> = π/a. Then</w:t>
       </w:r>
     </w:p>
     <w:p>
@@ -1684,7 +1924,16 @@
     </w:p>
     <w:p>
       <w:r>
-        <w:t>Schwinger evaluated Tr log K[A_ext] exactly for a constant field in 1951, by the proper-time method, and found</w:t>
+        <w:t>Schwinger evaluated Tr log K[A</w:t>
+      </w:r>
+      <w:r>
+        <w:rPr>
+          <w:vertAlign w:val="subscript"/>
+        </w:rPr>
+        <w:t>ext</w:t>
+      </w:r>
+      <w:r>
+        <w:t>] exactly for a constant field in 1951, by the proper-time method, and found</w:t>
       </w:r>
     </w:p>
     <w:p>
@@ -1856,7 +2105,16 @@
     </w:p>
     <w:p>
       <w:r>
-        <w:t>The n = 1 term is the rate of Worked example 1. The full series is the vacuum decay rate, the rate at which the probability of having no pairs at all falls. The terms with n ≥ 2 are not more pairs. They arise because the probability of no pair in a mode is 1 − P, so each mode contributes −log(1 − P) = Σ_n Pⁿ/n to the decay exponent. That expansion supplies one factor 1/n. The p_⊥ integral of Pⁿ is over a Gaussian n times narrower, which supplies the other. The mean number of pairs, which is what a detector counts, is exactly the n = 1 term.</w:t>
+        <w:t>The n = 1 term is the rate of Worked example 1. The full series is the vacuum decay rate, the rate at which the probability of having no pairs at all falls. The terms with n ≥ 2 are not more pairs. They arise because the probability of no pair in a mode is 1 − P, so each mode contributes −log(1 − P) = Σ</w:t>
+      </w:r>
+      <w:r>
+        <w:rPr>
+          <w:vertAlign w:val="subscript"/>
+        </w:rPr>
+        <w:t>n</w:t>
+      </w:r>
+      <w:r>
+        <w:t xml:space="preserve"> Pⁿ/n to the decay exponent. That expansion supplies one factor 1/n. The p_⊥ integral of Pⁿ is over a Gaussian n times narrower, which supplies the other. The mean number of pairs, which is what a detector counts, is exactly the n = 1 term.</w:t>
       </w:r>
     </w:p>
     <w:p>
@@ -1869,7 +2127,34 @@
     </w:p>
     <w:p>
       <w:r>
-        <w:t>Write the exponent as πm²/eE = πE_c/E with E_c = m²/e. As a function of e at fixed E, exp(−πm²/eE) vanishes faster than any power of e as e → 0. Its Taylor series about e = 0 is zero to every order. Every Feynman diagram of Parts IX and X is a power of e, up to logarithms from renormalization, so no finite order of perturbation theory produces the Schwinger rate. It is a tunneling effect, like the decay of a metastable state in quantum mechanics, and the same mathematics governs both. Lesson 82's Euler–Heisenberg Lagrangian is the weak-field expansion of the real part of the same Tr log. Its series in (E/E_c)² is asymptotic, and the exponentially small imaginary part is what that series leaves out.</w:t>
+        <w:t>Write the exponent as πm²/eE = πE</w:t>
+      </w:r>
+      <w:r>
+        <w:rPr>
+          <w:vertAlign w:val="subscript"/>
+        </w:rPr>
+        <w:t>c</w:t>
+      </w:r>
+      <w:r>
+        <w:t>/E with E</w:t>
+      </w:r>
+      <w:r>
+        <w:rPr>
+          <w:vertAlign w:val="subscript"/>
+        </w:rPr>
+        <w:t>c</w:t>
+      </w:r>
+      <w:r>
+        <w:t xml:space="preserve"> = m²/e. As a function of e at fixed E, exp(−πm²/eE) vanishes faster than any power of e as e → 0. Its Taylor series about e = 0 is zero to every order. Every Feynman diagram of Parts IX and X is a power of e, up to logarithms from renormalization, so no finite order of perturbation theory produces the Schwinger rate. It is a tunneling effect, like the decay of a metastable state in quantum mechanics, and the same mathematics governs both. Lesson 82's Euler–Heisenberg Lagrangian is the weak-field expansion of the real part of the same Tr log. Its series in (E/E</w:t>
+      </w:r>
+      <w:r>
+        <w:rPr>
+          <w:vertAlign w:val="subscript"/>
+        </w:rPr>
+        <w:t>c</w:t>
+      </w:r>
+      <w:r>
+        <w:t>)² is asymptotic, and the exponentially small imaginary part is what that series leaves out.</w:t>
       </w:r>
     </w:p>
     <w:p>
@@ -1891,12 +2176,48 @@
     </w:p>
     <w:p>
       <w:r>
-        <w:t>Evaluate the rate at E = E_c, 0.1E_c, and 0.05E_c, and for the strongest laser, 10²³ W/cm².</w:t>
+        <w:t>Evaluate the rate at E = E</w:t>
+      </w:r>
+      <w:r>
+        <w:rPr>
+          <w:vertAlign w:val="subscript"/>
+        </w:rPr>
+        <w:t>c</w:t>
+      </w:r>
+      <w:r>
+        <w:t>, 0.1E</w:t>
+      </w:r>
+      <w:r>
+        <w:rPr>
+          <w:vertAlign w:val="subscript"/>
+        </w:rPr>
+        <w:t>c</w:t>
+      </w:r>
+      <w:r>
+        <w:t>, and 0.05E</w:t>
+      </w:r>
+      <w:r>
+        <w:rPr>
+          <w:vertAlign w:val="subscript"/>
+        </w:rPr>
+        <w:t>c</w:t>
+      </w:r>
+      <w:r>
+        <w:t>, and for the strongest laser, 10²³ W/cm².</w:t>
       </w:r>
     </w:p>
     <w:p>
       <w:r>
-        <w:t>The prefactor at E = E_c is m⁴/4π³. In SI units m⁴ means (mc²/ℏ)(mc/ℏ)³ = 7.763×10²⁰ s⁻¹ × (3.8616×10⁻¹³ m)⁻³ = 1.348×10⁵⁸ m⁻³ s⁻¹. Dividing by 4π³ = 124.0 gives 1.09×10⁵⁶ m⁻³ s⁻¹. Then:</w:t>
+        <w:t>The prefactor at E = E</w:t>
+      </w:r>
+      <w:r>
+        <w:rPr>
+          <w:vertAlign w:val="subscript"/>
+        </w:rPr>
+        <w:t>c</w:t>
+      </w:r>
+      <w:r>
+        <w:t xml:space="preserve"> is m⁴/4π³. In SI units m⁴ means (mc²/ℏ)(mc/ℏ)³ = 7.763×10²⁰ s⁻¹ × (3.8616×10⁻¹³ m)⁻³ = 1.348×10⁵⁸ m⁻³ s⁻¹. Dividing by 4π³ = 124.0 gives 1.09×10⁵⁶ m⁻³ s⁻¹. Then:</w:t>
       </w:r>
     </w:p>
     <w:p>
@@ -1904,7 +2225,25 @@
         <w:pStyle w:val="ListBullet"/>
       </w:pPr>
       <w:r>
-        <w:t>At E = E_c, the rate is 1.09×10⁵⁶ × e^{−π} = 4.7×10⁵⁴ m⁻³ s⁻¹. That is 4.7×10²⁴ pairs per μm³ per ps, which would discharge the field at once.</w:t>
+        <w:t>At E = E</w:t>
+      </w:r>
+      <w:r>
+        <w:rPr>
+          <w:vertAlign w:val="subscript"/>
+        </w:rPr>
+        <w:t>c</w:t>
+      </w:r>
+      <w:r>
+        <w:t>, the rate is 1.09×10⁵⁶ × e</w:t>
+      </w:r>
+      <w:r>
+        <w:rPr>
+          <w:vertAlign w:val="superscript"/>
+        </w:rPr>
+        <w:t>−π</w:t>
+      </w:r>
+      <w:r>
+        <w:t xml:space="preserve"> = 4.7×10⁵⁴ m⁻³ s⁻¹. That is 4.7×10²⁴ pairs per μm³ per ps, which would discharge the field at once.</w:t>
       </w:r>
     </w:p>
     <w:p>
@@ -1912,7 +2251,25 @@
         <w:pStyle w:val="ListBullet"/>
       </w:pPr>
       <w:r>
-        <w:t>At 0.1E_c, the rate is 0.01 × 1.09×10⁵⁶ × e^{−10π} = 2.5×10⁴⁰ m⁻³ s⁻¹, still 2.5×10¹⁰ pairs per μm³ per ps.</w:t>
+        <w:t>At 0.1E</w:t>
+      </w:r>
+      <w:r>
+        <w:rPr>
+          <w:vertAlign w:val="subscript"/>
+        </w:rPr>
+        <w:t>c</w:t>
+      </w:r>
+      <w:r>
+        <w:t>, the rate is 0.01 × 1.09×10⁵⁶ × e</w:t>
+      </w:r>
+      <w:r>
+        <w:rPr>
+          <w:vertAlign w:val="superscript"/>
+        </w:rPr>
+        <w:t>−10π</w:t>
+      </w:r>
+      <w:r>
+        <w:t xml:space="preserve"> = 2.5×10⁴⁰ m⁻³ s⁻¹, still 2.5×10¹⁰ pairs per μm³ per ps.</w:t>
       </w:r>
     </w:p>
     <w:p>
@@ -1920,7 +2277,16 @@
         <w:pStyle w:val="ListBullet"/>
       </w:pPr>
       <w:r>
-        <w:t>At 0.05E_c, it is 1.4×10²⁶ m⁻³ s⁻¹, about 10⁻⁴ pairs per μm³ per ps.</w:t>
+        <w:t>At 0.05E</w:t>
+      </w:r>
+      <w:r>
+        <w:rPr>
+          <w:vertAlign w:val="subscript"/>
+        </w:rPr>
+        <w:t>c</w:t>
+      </w:r>
+      <w:r>
+        <w:t>, it is 1.4×10²⁶ m⁻³ s⁻¹, about 10⁻⁴ pairs per μm³ per ps.</w:t>
       </w:r>
     </w:p>
     <w:p>
@@ -1928,12 +2294,66 @@
         <w:pStyle w:val="ListBullet"/>
       </w:pPr>
       <w:r>
-        <w:t>For a laser of intensity 10²³ W/cm², the peak field is E = √(2I/cε₀) = 8.7×10¹⁴ V/m, so E/E_c = 6.6×10⁻⁴. The exponent is π/6.6×10⁻⁴ ≈ 4800, and the rate is suppressed by e^{−4800}, about 10^{−2080}.</w:t>
+        <w:t>For a laser of intensity 10²³ W/cm², the peak field is E = √(2I/cε₀) = 8.7×10¹⁴ V/m, so E/E</w:t>
+      </w:r>
+      <w:r>
+        <w:rPr>
+          <w:vertAlign w:val="subscript"/>
+        </w:rPr>
+        <w:t>c</w:t>
+      </w:r>
+      <w:r>
+        <w:t xml:space="preserve"> = 6.6×10⁻⁴. The exponent is π/6.6×10⁻⁴ ≈ 4800, and the rate is suppressed by e</w:t>
+      </w:r>
+      <w:r>
+        <w:rPr>
+          <w:vertAlign w:val="superscript"/>
+        </w:rPr>
+        <w:t>−4800</w:t>
+      </w:r>
+      <w:r>
+        <w:t>, about 10</w:t>
+      </w:r>
+      <w:r>
+        <w:rPr>
+          <w:vertAlign w:val="superscript"/>
+        </w:rPr>
+        <w:t>−2080</w:t>
+      </w:r>
+      <w:r>
+        <w:t>.</w:t>
       </w:r>
     </w:p>
     <w:p>
       <w:r>
-        <w:t>The rate falls by twenty orders of magnitude between 0.1E_c and 0.05E_c. The vacuum is a near-perfect insulator below about E_c/30, and it breaks down abruptly above it.</w:t>
+        <w:t>The rate falls by twenty orders of magnitude between 0.1E</w:t>
+      </w:r>
+      <w:r>
+        <w:rPr>
+          <w:vertAlign w:val="subscript"/>
+        </w:rPr>
+        <w:t>c</w:t>
+      </w:r>
+      <w:r>
+        <w:t xml:space="preserve"> and 0.05E</w:t>
+      </w:r>
+      <w:r>
+        <w:rPr>
+          <w:vertAlign w:val="subscript"/>
+        </w:rPr>
+        <w:t>c</w:t>
+      </w:r>
+      <w:r>
+        <w:t>. The vacuum is a near-perfect insulator below about E</w:t>
+      </w:r>
+      <w:r>
+        <w:rPr>
+          <w:vertAlign w:val="subscript"/>
+        </w:rPr>
+        <w:t>c</w:t>
+      </w:r>
+      <w:r>
+        <w:t>/30, and it breaks down abruptly above it.</w:t>
       </w:r>
     </w:p>
     <w:p>
@@ -1946,7 +2366,16 @@
     </w:p>
     <w:p>
       <w:r>
-        <w:t>A constant field has two invariants, B² − E² and E·B. If E·B = 0 and B &gt; E, there is a frame with a pure magnetic field. A static magnetic field does no work, so it cannot supply the energy of a pair, and Im ℒ_eff = 0. The vacuum in a pure magnetic field is stable, however strong the field: the electron levels become Landau levels, and the vacuum is only polarized. A single plane wave has both invariants zero, so it produces no pairs by itself, however intense. This is Lesson 58's single-photon theorem restated for a classical wave. Pair production in a laser needs a second ingredient: a counterpropagating beam, a high-energy photon, or a nucleus.</w:t>
+        <w:t>A constant field has two invariants, B² − E² and E·B. If E·B = 0 and B &gt; E, there is a frame with a pure magnetic field. A static magnetic field does no work, so it cannot supply the energy of a pair, and Im ℒ</w:t>
+      </w:r>
+      <w:r>
+        <w:rPr>
+          <w:vertAlign w:val="subscript"/>
+        </w:rPr>
+        <w:t>eff</w:t>
+      </w:r>
+      <w:r>
+        <w:t xml:space="preserve"> = 0. The vacuum in a pure magnetic field is stable, however strong the field: the electron levels become Landau levels, and the vacuum is only polarized. A single plane wave has both invariants zero, so it produces no pairs by itself, however intense. This is Lesson 58's single-photon theorem restated for a classical wave. Pair production in a laser needs a second ingredient: a counterpropagating beam, a high-energy photon, or a nucleus.</w:t>
       </w:r>
     </w:p>
     <w:p>
@@ -1959,7 +2388,25 @@
     </w:p>
     <w:p>
       <w:r>
-        <w:t>The SLAC E-144 experiment of 1997 collided 46.6 GeV electrons with a terawatt laser. In the electrons' rest frame the laser field approached E_c. High-energy photons, made by Compton backscattering, absorbed several laser photons at once and produced pairs: γ + nω_L → e⁺e⁻, with n about 5. That is the multiphoton Breit–Wheeler process, the perturbative relative of the Schwinger process. In the language of this lesson it is pair creation in the combined field of a photon and a strong plane wave, computed with Volkov propagators. The pure Schwinger process in a static field has not yet been observed.</w:t>
+        <w:t>The SLAC E-144 experiment of 1997 collided 46.6 GeV electrons with a terawatt laser. In the electrons' rest frame the laser field approached E</w:t>
+      </w:r>
+      <w:r>
+        <w:rPr>
+          <w:vertAlign w:val="subscript"/>
+        </w:rPr>
+        <w:t>c</w:t>
+      </w:r>
+      <w:r>
+        <w:t>. High-energy photons, made by Compton backscattering, absorbed several laser photons at once and produced pairs: γ + nω</w:t>
+      </w:r>
+      <w:r>
+        <w:rPr>
+          <w:vertAlign w:val="subscript"/>
+        </w:rPr>
+        <w:t>L</w:t>
+      </w:r>
+      <w:r>
+        <w:t xml:space="preserve"> → e⁺e⁻, with n about 5. That is the multiphoton Breit–Wheeler process, the perturbative relative of the Schwinger process. In the language of this lesson it is pair creation in the combined field of a photon and a strong plane wave, computed with Volkov propagators. The pure Schwinger process in a static field has not yet been observed.</w:t>
       </w:r>
     </w:p>
     <w:p>
@@ -1972,7 +2419,16 @@
     </w:p>
     <w:p>
       <w:r>
-        <w:t>A nucleus provides another strong field. In the Furry picture, the Dirac 1s energy in a point Coulomb field is E_1s = m√(1 − (Zα)²). As Z approaches 1/α ≈ 137, this goes to zero, and beyond it becomes complex. A real nucleus has a finite radius, which removes the singularity. The 1s level then keeps falling, and at about Z = 173 it reaches −m, the top of the negative-energy continuum. Beyond that point the empty 1s state lies inside the Dirac sea. An electron from the sea can fill it, and the hole escapes as a positron. The neutral vacuum becomes unstable, and the stable vacuum is charged, carrying two electrons in the 1s shell. No single nucleus is that heavy, but uranium–uranium collisions briefly reach Z = 184. Experiments at GSI looked for the emitted positron line in the 1980s and 1990s, and the results were not conclusive.</w:t>
+        <w:t>A nucleus provides another strong field. In the Furry picture, the Dirac 1s energy in a point Coulomb field is E</w:t>
+      </w:r>
+      <w:r>
+        <w:rPr>
+          <w:vertAlign w:val="subscript"/>
+        </w:rPr>
+        <w:t>1</w:t>
+      </w:r>
+      <w:r>
+        <w:t>s = m√(1 − (Zα)²). As Z approaches 1/α ≈ 137, this goes to zero, and beyond it becomes complex. A real nucleus has a finite radius, which removes the singularity. The 1s level then keeps falling, and at about Z = 173 it reaches −m, the top of the negative-energy continuum. Beyond that point the empty 1s state lies inside the Dirac sea. An electron from the sea can fill it, and the hole escapes as a positron. The neutral vacuum becomes unstable, and the stable vacuum is charged, carrying two electrons in the 1s shell. No single nucleus is that heavy, but uranium–uranium collisions briefly reach Z = 184. Experiments at GSI looked for the emitted positron line in the 1980s and 1990s, and the results were not conclusive.</w:t>
       </w:r>
     </w:p>
     <w:p>
@@ -1986,12 +2442,75 @@
     </w:p>
     <w:p>
       <w:r>
-        <w:t>How strong is the field at the surface of a uranium nucleus, compared with E_c?</w:t>
+        <w:t>How strong is the field at the surface of a uranium nucleus, compared with E</w:t>
+      </w:r>
+      <w:r>
+        <w:rPr>
+          <w:vertAlign w:val="subscript"/>
+        </w:rPr>
+        <w:t>c</w:t>
+      </w:r>
+      <w:r>
+        <w:t>?</w:t>
       </w:r>
     </w:p>
     <w:p>
       <w:r>
-        <w:t>The nuclear radius is R ≈ 1.2A^{1/3} fm = 1.2 × 238^{1/3} fm ≈ 7.4 fm. The field at the surface is Ze/(4πR²) in Heaviside–Lorentz units, so eE = Zα/R². In units of E_c, E/E_c = eE/m² = Zα/(mR)². With Z = 92, Zα = 0.671. mR = 7.4 fm/386 fm = 0.0192, so (mR)² = 3.7×10⁻⁴. Then E/E_c = 0.671/3.7×10⁻⁴ ≈ 1800. The field at the surface is far above critical, and the electron's potential energy is below −2m out to r ≈ Zα/2m ≈ 130 fm. Pair creation would need an electron state with energy below −m localized in that region. The region is smaller than the Compton wavelength, 386 fm, so the uncertainty principle keeps the lowest level, 1s, at E_1s ≈ m√(1 − (Zα)²) ≈ 0.74m for uranium, well above −m. A static, localized field creates pairs only when a bound level reaches −m, and that takes Z near 173. The uniform-field rate of Section 4 assumes a field that extends over many Compton wavelengths, which a nucleus does not provide.</w:t>
+        <w:t>The nuclear radius is R ≈ 1.2A</w:t>
+      </w:r>
+      <w:r>
+        <w:rPr>
+          <w:vertAlign w:val="superscript"/>
+        </w:rPr>
+        <w:t>1/3</w:t>
+      </w:r>
+      <w:r>
+        <w:t xml:space="preserve"> fm = 1.2 × 238</w:t>
+      </w:r>
+      <w:r>
+        <w:rPr>
+          <w:vertAlign w:val="superscript"/>
+        </w:rPr>
+        <w:t>1/3</w:t>
+      </w:r>
+      <w:r>
+        <w:t xml:space="preserve"> fm ≈ 7.4 fm. The field at the surface is Ze/(4πR²) in Heaviside–Lorentz units, so eE = Zα/R². In units of E</w:t>
+      </w:r>
+      <w:r>
+        <w:rPr>
+          <w:vertAlign w:val="subscript"/>
+        </w:rPr>
+        <w:t>c</w:t>
+      </w:r>
+      <w:r>
+        <w:t>, E/E</w:t>
+      </w:r>
+      <w:r>
+        <w:rPr>
+          <w:vertAlign w:val="subscript"/>
+        </w:rPr>
+        <w:t>c</w:t>
+      </w:r>
+      <w:r>
+        <w:t xml:space="preserve"> = eE/m² = Zα/(mR)². With Z = 92, Zα = 0.671. mR = 7.4 fm/386 fm = 0.0192, so (mR)² = 3.7×10⁻⁴. Then E/E</w:t>
+      </w:r>
+      <w:r>
+        <w:rPr>
+          <w:vertAlign w:val="subscript"/>
+        </w:rPr>
+        <w:t>c</w:t>
+      </w:r>
+      <w:r>
+        <w:t xml:space="preserve"> = 0.671/3.7×10⁻⁴ ≈ 1800. The field at the surface is far above critical, and the electron's potential energy is below −2m out to r ≈ Zα/2m ≈ 130 fm. Pair creation would need an electron state with energy below −m localized in that region. The region is smaller than the Compton wavelength, 386 fm, so the uncertainty principle keeps the lowest level, 1s, at E</w:t>
+      </w:r>
+      <w:r>
+        <w:rPr>
+          <w:vertAlign w:val="subscript"/>
+        </w:rPr>
+        <w:t>1</w:t>
+      </w:r>
+      <w:r>
+        <w:t>s ≈ m√(1 − (Zα)²) ≈ 0.74m for uranium, well above −m. A static, localized field creates pairs only when a bound level reaches −m, and that takes Z near 173. The uniform-field rate of Section 4 assumes a field that extends over many Compton wavelengths, which a nucleus does not provide.</w:t>
       </w:r>
     </w:p>
     <w:p>
@@ -2088,7 +2607,16 @@
           </w:tcPr>
           <w:p>
             <w:r>
-              <w:t>A = A_ext + a; Furry picture</w:t>
+              <w:t>A = A</w:t>
+            </w:r>
+            <w:r>
+              <w:rPr>
+                <w:vertAlign w:val="subscript"/>
+              </w:rPr>
+              <w:t>ext</w:t>
+            </w:r>
+            <w:r>
+              <w:t xml:space="preserve"> + a; Furry picture</w:t>
             </w:r>
           </w:p>
         </w:tc>
@@ -2125,7 +2653,13 @@
           </w:tcPr>
           <w:p>
             <w:r>
-              <w:t>|⟨0|0⟩|² = e^{−2 Im Γ}</w:t>
+              <w:t>|⟨0|0⟩|² = e</w:t>
+            </w:r>
+            <w:r>
+              <w:rPr>
+                <w:vertAlign w:val="superscript"/>
+              </w:rPr>
+              <w:t>−2 Im Γ</w:t>
             </w:r>
           </w:p>
         </w:tc>
@@ -2199,7 +2733,13 @@
           </w:tcPr>
           <w:p>
             <w:r>
-              <w:t>Γ/V = (eE)²/(4π³)e^{−πm²/eE}</w:t>
+              <w:t>Γ/V = (eE)²/(4π³)e</w:t>
+            </w:r>
+            <w:r>
+              <w:rPr>
+                <w:vertAlign w:val="superscript"/>
+              </w:rPr>
+              <w:t>−πm²/eE</w:t>
             </w:r>
           </w:p>
         </w:tc>
@@ -2362,7 +2902,52 @@
         </w:numPr>
       </w:pPr>
       <w:r>
-        <w:t>Split A = A_ext + a. The electron propagates exactly in A_ext (the Furry picture), and Γ[A_ext] = S_Maxwell − i Tr log K[A_ext].</w:t>
+        <w:t>Split A = A</w:t>
+      </w:r>
+      <w:r>
+        <w:rPr>
+          <w:vertAlign w:val="subscript"/>
+        </w:rPr>
+        <w:t>ext</w:t>
+      </w:r>
+      <w:r>
+        <w:t xml:space="preserve"> + a. The electron propagates exactly in A</w:t>
+      </w:r>
+      <w:r>
+        <w:rPr>
+          <w:vertAlign w:val="subscript"/>
+        </w:rPr>
+        <w:t>ext</w:t>
+      </w:r>
+      <w:r>
+        <w:t xml:space="preserve"> (the Furry picture), and Γ[A</w:t>
+      </w:r>
+      <w:r>
+        <w:rPr>
+          <w:vertAlign w:val="subscript"/>
+        </w:rPr>
+        <w:t>ext</w:t>
+      </w:r>
+      <w:r>
+        <w:t>] = S</w:t>
+      </w:r>
+      <w:r>
+        <w:rPr>
+          <w:vertAlign w:val="subscript"/>
+        </w:rPr>
+        <w:t>M</w:t>
+      </w:r>
+      <w:r>
+        <w:t>axwell − i Tr log K[A</w:t>
+      </w:r>
+      <w:r>
+        <w:rPr>
+          <w:vertAlign w:val="subscript"/>
+        </w:rPr>
+        <w:t>ext</w:t>
+      </w:r>
+      <w:r>
+        <w:t>].</w:t>
       </w:r>
     </w:p>
     <w:p>
@@ -2374,7 +2959,16 @@
         </w:numPr>
       </w:pPr>
       <w:r>
-        <w:t>Pair creation is an imaginary part of Γ, with |⟨0|0⟩|² = e^{−2 Im Γ}.</w:t>
+        <w:t>Pair creation is an imaginary part of Γ, with |⟨0|0⟩|² = e</w:t>
+      </w:r>
+      <w:r>
+        <w:rPr>
+          <w:vertAlign w:val="superscript"/>
+        </w:rPr>
+        <w:t>−2 Im Γ</w:t>
+      </w:r>
+      <w:r>
+        <w:t>.</w:t>
       </w:r>
     </w:p>
     <w:p>
@@ -2398,7 +2992,16 @@
         </w:numPr>
       </w:pPr>
       <w:r>
-        <w:t>Counting modes that cross the gap gives Γ/V = (eE)²/(4π³)e^{−πm²/eE}, the mean pair-creation rate. Schwinger's series Σn⁻² is the vacuum decay rate.</w:t>
+        <w:t>Counting modes that cross the gap gives Γ/V = (eE)²/(4π³)e</w:t>
+      </w:r>
+      <w:r>
+        <w:rPr>
+          <w:vertAlign w:val="superscript"/>
+        </w:rPr>
+        <w:t>−πm²/eE</w:t>
+      </w:r>
+      <w:r>
+        <w:t>, the mean pair-creation rate. Schwinger's series Σn⁻² is the vacuum decay rate.</w:t>
       </w:r>
     </w:p>
     <w:p>
@@ -2410,7 +3013,16 @@
         </w:numPr>
       </w:pPr>
       <w:r>
-        <w:t>The rate is nonperturbative, vanishing faster than any power of e, and below about E_c/30 it is negligible.</w:t>
+        <w:t>The rate is nonperturbative, vanishing faster than any power of e, and below about E</w:t>
+      </w:r>
+      <w:r>
+        <w:rPr>
+          <w:vertAlign w:val="subscript"/>
+        </w:rPr>
+        <w:t>c</w:t>
+      </w:r>
+      <w:r>
+        <w:t>/30 it is negligible.</w:t>
       </w:r>
     </w:p>
     <w:p>
@@ -2523,7 +3135,13 @@
           </w:tcPr>
           <w:p>
             <w:r>
-              <w:t>Show that γ → e⁺e⁻ violates four-momentum conservation for a real photon, and find the threshold for γγ → e⁺e⁻ in head-on collisions.</w:t>
+              <w:rPr>
+                <w:b/>
+              </w:rPr>
+              <w:t>Core.</w:t>
+            </w:r>
+            <w:r>
+              <w:t xml:space="preserve"> Show that γ → e⁺e⁻ violates four-momentum conservation for a real photon, and find the threshold for γγ → e⁺e⁻ in head-on collisions.</w:t>
             </w:r>
           </w:p>
         </w:tc>
@@ -2561,7 +3179,13 @@
           </w:tcPr>
           <w:p>
             <w:r>
-              <w:t>Explain why a coherent state with large occupation is well described by a classical field.</w:t>
+              <w:rPr>
+                <w:b/>
+              </w:rPr>
+              <w:t>Core.</w:t>
+            </w:r>
+            <w:r>
+              <w:t xml:space="preserve"> Explain why a coherent state with large occupation is well described by a classical field.</w:t>
             </w:r>
           </w:p>
         </w:tc>
@@ -2597,7 +3221,22 @@
           </w:tcPr>
           <w:p>
             <w:r>
-              <w:t>Show that |⟨0|0⟩|² = e^{−2 Im Γ}, and explain why Im Γ &gt; 0 for an unstable vacuum.</w:t>
+              <w:rPr>
+                <w:b/>
+              </w:rPr>
+              <w:t>Extension.</w:t>
+            </w:r>
+            <w:r>
+              <w:t xml:space="preserve"> Show that |⟨0|0⟩|² = e</w:t>
+            </w:r>
+            <w:r>
+              <w:rPr>
+                <w:vertAlign w:val="superscript"/>
+              </w:rPr>
+              <w:t>−2 Im Γ</w:t>
+            </w:r>
+            <w:r>
+              <w:t>, and explain why Im Γ &gt; 0 for an unstable vacuum.</w:t>
             </w:r>
           </w:p>
         </w:tc>
@@ -2635,7 +3274,13 @@
           </w:tcPr>
           <w:p>
             <w:r>
-              <w:t>Find the width of the forbidden gap for a pair with transverse momentum p_⊥.</w:t>
+              <w:rPr>
+                <w:b/>
+              </w:rPr>
+              <w:t>Core.</w:t>
+            </w:r>
+            <w:r>
+              <w:t xml:space="preserve"> Find the width of the forbidden gap for a pair with transverse momentum p_⊥.</w:t>
             </w:r>
           </w:p>
         </w:tc>
@@ -2671,7 +3316,28 @@
           </w:tcPr>
           <w:p>
             <w:r>
-              <w:t>Evaluate ∫_{−a}^{a}√(m² − (eEz)²)dz with a = m/eE.</w:t>
+              <w:rPr>
+                <w:b/>
+              </w:rPr>
+              <w:t>Core.</w:t>
+            </w:r>
+            <w:r>
+              <w:t xml:space="preserve"> Evaluate ∫</w:t>
+            </w:r>
+            <w:r>
+              <w:rPr>
+                <w:vertAlign w:val="subscript"/>
+              </w:rPr>
+              <w:t>−a</w:t>
+            </w:r>
+            <w:r>
+              <w:rPr>
+                <w:vertAlign w:val="superscript"/>
+              </w:rPr>
+              <w:t>a</w:t>
+            </w:r>
+            <w:r>
+              <w:t>√(m² − (eEz)²)dz with a = m/eE.</w:t>
             </w:r>
           </w:p>
         </w:tc>
@@ -2709,7 +3375,22 @@
           </w:tcPr>
           <w:p>
             <w:r>
-              <w:t>Show that transverse momentum suppresses tunneling by e^{−πp_⊥²/eE}, and find ⟨p_⊥²⟩ for the produced pairs.</w:t>
+              <w:rPr>
+                <w:b/>
+              </w:rPr>
+              <w:t>Core.</w:t>
+            </w:r>
+            <w:r>
+              <w:t xml:space="preserve"> Show that transverse momentum suppresses tunneling by e</w:t>
+            </w:r>
+            <w:r>
+              <w:rPr>
+                <w:vertAlign w:val="superscript"/>
+              </w:rPr>
+              <w:t>−πp_⊥²/eE</w:t>
+            </w:r>
+            <w:r>
+              <w:t>, and find ⟨p_⊥²⟩ for the produced pairs.</w:t>
             </w:r>
           </w:p>
         </w:tc>
@@ -2745,7 +3426,13 @@
           </w:tcPr>
           <w:p>
             <w:r>
-              <w:t>Repeat the counting of Section 4.1 for a charged scalar, with no spin factor, and give the leading rate.</w:t>
+              <w:rPr>
+                <w:b/>
+              </w:rPr>
+              <w:t>Extension.</w:t>
+            </w:r>
+            <w:r>
+              <w:t xml:space="preserve"> Repeat the counting of Section 4.1 for a charged scalar, with no spin factor, and give the leading rate.</w:t>
             </w:r>
           </w:p>
         </w:tc>
@@ -2783,7 +3470,13 @@
           </w:tcPr>
           <w:p>
             <w:r>
-              <w:t>Using log(1 − P) = −ΣPⁿ/n, show how the 1/n² of Schwinger's series arises from the Gaussian in p_⊥.</w:t>
+              <w:rPr>
+                <w:b/>
+              </w:rPr>
+              <w:t>Extension.</w:t>
+            </w:r>
+            <w:r>
+              <w:t xml:space="preserve"> Using log(1 − P) = −ΣPⁿ/n, show how the 1/n² of Schwinger's series arises from the Gaussian in p_⊥.</w:t>
             </w:r>
           </w:p>
         </w:tc>
@@ -2819,7 +3512,13 @@
           </w:tcPr>
           <w:p>
             <w:r>
-              <w:t>Why does (eE)²/(4π)³ differ from the correct prefactor by a factor 16?</w:t>
+              <w:rPr>
+                <w:b/>
+              </w:rPr>
+              <w:t>Extension.</w:t>
+            </w:r>
+            <w:r>
+              <w:t xml:space="preserve"> Why does (eE)²/(4π)³ differ from the correct prefactor by a factor 16?</w:t>
             </w:r>
           </w:p>
         </w:tc>
@@ -2857,7 +3556,13 @@
           </w:tcPr>
           <w:p>
             <w:r>
-              <w:t>Show that exp(−1/e²) has all derivatives zero at e = 0.</w:t>
+              <w:rPr>
+                <w:b/>
+              </w:rPr>
+              <w:t>Core.</w:t>
+            </w:r>
+            <w:r>
+              <w:t xml:space="preserve"> Show that exp(−1/e²) has all derivatives zero at e = 0.</w:t>
             </w:r>
           </w:p>
         </w:tc>
@@ -2893,7 +3598,22 @@
           </w:tcPr>
           <w:p>
             <w:r>
-              <w:t>Compute E_c in V/m, and the peak field of a 10²³ W/cm² laser.</w:t>
+              <w:rPr>
+                <w:b/>
+              </w:rPr>
+              <w:t>Core.</w:t>
+            </w:r>
+            <w:r>
+              <w:t xml:space="preserve"> Compute E</w:t>
+            </w:r>
+            <w:r>
+              <w:rPr>
+                <w:vertAlign w:val="subscript"/>
+              </w:rPr>
+              <w:t>c</w:t>
+            </w:r>
+            <w:r>
+              <w:t xml:space="preserve"> in V/m, and the peak field of a 10²³ W/cm² laser.</w:t>
             </w:r>
           </w:p>
         </w:tc>
@@ -2931,7 +3651,22 @@
           </w:tcPr>
           <w:p>
             <w:r>
-              <w:t>At what fraction of E_c is the rate 1 pair per cm³ per second?</w:t>
+              <w:rPr>
+                <w:b/>
+              </w:rPr>
+              <w:t>Extension.</w:t>
+            </w:r>
+            <w:r>
+              <w:t xml:space="preserve"> At what fraction of E</w:t>
+            </w:r>
+            <w:r>
+              <w:rPr>
+                <w:vertAlign w:val="subscript"/>
+              </w:rPr>
+              <w:t>c</w:t>
+            </w:r>
+            <w:r>
+              <w:t xml:space="preserve"> is the rate 1 pair per cm³ per second?</w:t>
             </w:r>
           </w:p>
         </w:tc>
@@ -2967,7 +3702,13 @@
           </w:tcPr>
           <w:p>
             <w:r>
-              <w:t>Show that E·B and B² − E² are Lorentz invariant, and explain why a pure magnetic field cannot produce pairs.</w:t>
+              <w:rPr>
+                <w:b/>
+              </w:rPr>
+              <w:t>Extension.</w:t>
+            </w:r>
+            <w:r>
+              <w:t xml:space="preserve"> Show that E·B and B² − E² are Lorentz invariant, and explain why a pure magnetic field cannot produce pairs.</w:t>
             </w:r>
           </w:p>
         </w:tc>
@@ -3005,7 +3746,13 @@
           </w:tcPr>
           <w:p>
             <w:r>
-              <w:t>Why does a single plane wave not produce pairs?</w:t>
+              <w:rPr>
+                <w:b/>
+              </w:rPr>
+              <w:t>Extension.</w:t>
+            </w:r>
+            <w:r>
+              <w:t xml:space="preserve"> Why does a single plane wave not produce pairs?</w:t>
             </w:r>
           </w:p>
         </w:tc>
@@ -3041,7 +3788,22 @@
           </w:tcPr>
           <w:p>
             <w:r>
-              <w:t>Find the Z at which E_1s = m√(1 − (Zα)²) vanishes for a point nucleus.</w:t>
+              <w:rPr>
+                <w:b/>
+              </w:rPr>
+              <w:t>Core.</w:t>
+            </w:r>
+            <w:r>
+              <w:t xml:space="preserve"> Find the Z at which E</w:t>
+            </w:r>
+            <w:r>
+              <w:rPr>
+                <w:vertAlign w:val="subscript"/>
+              </w:rPr>
+              <w:t>1</w:t>
+            </w:r>
+            <w:r>
+              <w:t>s = m√(1 − (Zα)²) vanishes for a point nucleus.</w:t>
             </w:r>
           </w:p>
         </w:tc>
@@ -3079,7 +3841,22 @@
           </w:tcPr>
           <w:p>
             <w:r>
-              <w:t>Challenge: show that the semiclassical argument and Schwinger's n = 1 term agree, including the factor 2 for spin, and explain why the scalar case has the alternating series Σ(−1)^{n+1}n⁻² with half the prefactor.</w:t>
+              <w:rPr>
+                <w:b/>
+              </w:rPr>
+              <w:t>Challenge.</w:t>
+            </w:r>
+            <w:r>
+              <w:t xml:space="preserve"> Show that the semiclassical argument and Schwinger's n = 1 term agree, including the factor 2 for spin, and explain why the scalar case has the alternating series Σ(−1)</w:t>
+            </w:r>
+            <w:r>
+              <w:rPr>
+                <w:vertAlign w:val="superscript"/>
+              </w:rPr>
+              <w:t>n+1</w:t>
+            </w:r>
+            <w:r>
+              <w:t>n⁻² with half the prefactor.</w:t>
             </w:r>
           </w:p>
         </w:tc>
@@ -3096,6 +3873,14 @@
     <w:p>
       <w:r>
         <w:rPr>
+          <w:i/>
+        </w:rPr>
+        <w:t>Attempt each exercise before reading its solution. If you are stuck, read only the first sentence of the solution, then try again.</w:t>
+      </w:r>
+    </w:p>
+    <w:p>
+      <w:r>
+        <w:rPr>
           <w:b/>
         </w:rPr>
         <w:t>1.</w:t>
@@ -3132,7 +3917,43 @@
         <w:t xml:space="preserve"> </w:t>
       </w:r>
       <w:r>
-        <w:t>⟨0|0⟩ = e^{iΓ}, so |⟨0|0⟩|² = e^{iΓ}e^{−iΓ*} = e^{−2 Im Γ}. A probability is at most 1, so Im Γ ≥ 0, with equality only if the vacuum is stable.</w:t>
+        <w:t>⟨0|0⟩ = e</w:t>
+      </w:r>
+      <w:r>
+        <w:rPr>
+          <w:vertAlign w:val="superscript"/>
+        </w:rPr>
+        <w:t>iΓ</w:t>
+      </w:r>
+      <w:r>
+        <w:t>, so |⟨0|0⟩|² = e</w:t>
+      </w:r>
+      <w:r>
+        <w:rPr>
+          <w:vertAlign w:val="superscript"/>
+        </w:rPr>
+        <w:t>iΓ</w:t>
+      </w:r>
+      <w:r>
+        <w:t>e</w:t>
+      </w:r>
+      <w:r>
+        <w:rPr>
+          <w:vertAlign w:val="superscript"/>
+        </w:rPr>
+        <w:t>−iΓ*</w:t>
+      </w:r>
+      <w:r>
+        <w:t xml:space="preserve"> = e</w:t>
+      </w:r>
+      <w:r>
+        <w:rPr>
+          <w:vertAlign w:val="superscript"/>
+        </w:rPr>
+        <w:t>−2 Im Γ</w:t>
+      </w:r>
+      <w:r>
+        <w:t>. A probability is at most 1, so Im Γ ≥ 0, with equality only if the vacuum is stable.</w:t>
       </w:r>
     </w:p>
     <w:p>
@@ -3174,7 +3995,16 @@
         <w:t xml:space="preserve"> </w:t>
       </w:r>
       <w:r>
-        <w:t>m_⊥² = m² + p_⊥², so the exponent splits. The distribution e^{−πp_⊥²/eE} gives ⟨p_⊥²⟩ = eE/π.</w:t>
+        <w:t>m_⊥² = m² + p_⊥², so the exponent splits. The distribution e</w:t>
+      </w:r>
+      <w:r>
+        <w:rPr>
+          <w:vertAlign w:val="superscript"/>
+        </w:rPr>
+        <w:t>−πp_⊥²/eE</w:t>
+      </w:r>
+      <w:r>
+        <w:t xml:space="preserve"> gives ⟨p_⊥²⟩ = eE/π.</w:t>
       </w:r>
     </w:p>
     <w:p>
@@ -3188,7 +4018,16 @@
         <w:t xml:space="preserve"> </w:t>
       </w:r>
       <w:r>
-        <w:t>Without the spin factor, Γ/V = (eE)²/(8π³)e^{−πm²/eE}.</w:t>
+        <w:t>Without the spin factor, Γ/V = (eE)²/(8π³)e</w:t>
+      </w:r>
+      <w:r>
+        <w:rPr>
+          <w:vertAlign w:val="superscript"/>
+        </w:rPr>
+        <w:t>−πm²/eE</w:t>
+      </w:r>
+      <w:r>
+        <w:t>.</w:t>
       </w:r>
     </w:p>
     <w:p>
@@ -3202,7 +4041,25 @@
         <w:t xml:space="preserve"> </w:t>
       </w:r>
       <w:r>
-        <w:t>−log(1 − P) = ΣPⁿ/n, and Pⁿ = e^{−nπm²/eE}e^{−nπp_⊥²/eE}. The p_⊥ integral of the second factor is eE/n, which gives one more 1/n.</w:t>
+        <w:t>−log(1 − P) = ΣPⁿ/n, and Pⁿ = e</w:t>
+      </w:r>
+      <w:r>
+        <w:rPr>
+          <w:vertAlign w:val="superscript"/>
+        </w:rPr>
+        <w:t>−nπm²/eE</w:t>
+      </w:r>
+      <w:r>
+        <w:t>e</w:t>
+      </w:r>
+      <w:r>
+        <w:rPr>
+          <w:vertAlign w:val="superscript"/>
+        </w:rPr>
+        <w:t>−nπp_⊥²/eE</w:t>
+      </w:r>
+      <w:r>
+        <w:t>. The p_⊥ integral of the second factor is eE/n, which gives one more 1/n.</w:t>
       </w:r>
     </w:p>
     <w:p>
@@ -3230,7 +4087,25 @@
         <w:t xml:space="preserve"> </w:t>
       </w:r>
       <w:r>
-        <w:t>For f = e^{−1/x} with x = e², every derivative is a polynomial in 1/x times e^{−1/x}, which goes to zero as x → 0⁺.</w:t>
+        <w:t>For f = e</w:t>
+      </w:r>
+      <w:r>
+        <w:rPr>
+          <w:vertAlign w:val="superscript"/>
+        </w:rPr>
+        <w:t>−1/x</w:t>
+      </w:r>
+      <w:r>
+        <w:t xml:space="preserve"> with x = e², every derivative is a polynomial in 1/x times e</w:t>
+      </w:r>
+      <w:r>
+        <w:rPr>
+          <w:vertAlign w:val="superscript"/>
+        </w:rPr>
+        <w:t>−1/x</w:t>
+      </w:r>
+      <w:r>
+        <w:t>, which goes to zero as x → 0⁺.</w:t>
       </w:r>
     </w:p>
     <w:p>
@@ -3244,7 +4119,16 @@
         <w:t xml:space="preserve"> </w:t>
       </w:r>
       <w:r>
-        <w:t>E_c = (9.109×10⁻³¹)²(2.998×10⁸)³/(1.602×10⁻¹⁹ × 1.055×10⁻³⁴) = 1.32×10¹⁸ V/m. The laser field is 8.7×10¹⁴ V/m.</w:t>
+        <w:t>E</w:t>
+      </w:r>
+      <w:r>
+        <w:rPr>
+          <w:vertAlign w:val="subscript"/>
+        </w:rPr>
+        <w:t>c</w:t>
+      </w:r>
+      <w:r>
+        <w:t xml:space="preserve"> = (9.109×10⁻³¹)²(2.998×10⁸)³/(1.602×10⁻¹⁹ × 1.055×10⁻³⁴) = 1.32×10¹⁸ V/m. The laser field is 8.7×10¹⁴ V/m.</w:t>
       </w:r>
     </w:p>
     <w:p>
@@ -3258,7 +4142,16 @@
         <w:t xml:space="preserve"> </w:t>
       </w:r>
       <w:r>
-        <w:t>1 cm⁻³ s⁻¹ = 10⁶ m⁻³ s⁻¹. Solve 1.09×10⁵⁶ r² e^{−π/r} = 10⁶. Taking logarithms, π/r − 2 ln r = ln(1.09×10⁵⁰) = 115.2, so r ≈ 0.029.</w:t>
+        <w:t>1 cm⁻³ s⁻¹ = 10⁶ m⁻³ s⁻¹. Solve 1.09×10⁵⁶ r² e</w:t>
+      </w:r>
+      <w:r>
+        <w:rPr>
+          <w:vertAlign w:val="superscript"/>
+        </w:rPr>
+        <w:t>−π/r</w:t>
+      </w:r>
+      <w:r>
+        <w:t xml:space="preserve"> = 10⁶. Taking logarithms, π/r − 2 ln r = ln(1.09×10⁵⁰) = 115.2, so r ≈ 0.029.</w:t>
       </w:r>
     </w:p>
     <w:p>
@@ -3272,7 +4165,43 @@
         <w:t xml:space="preserve"> </w:t>
       </w:r>
       <w:r>
-        <w:t>F_{μν}F^{μν} = 2(B² − E²) and F_{μν}F̃^{μν} = −4E·B are scalars. If E·B = 0 and B &gt; E, a boost removes E. A pure B does no work, so it cannot supply the energy 2m.</w:t>
+        <w:t>F</w:t>
+      </w:r>
+      <w:r>
+        <w:rPr>
+          <w:vertAlign w:val="subscript"/>
+        </w:rPr>
+        <w:t>μν</w:t>
+      </w:r>
+      <w:r>
+        <w:t>F</w:t>
+      </w:r>
+      <w:r>
+        <w:rPr>
+          <w:vertAlign w:val="superscript"/>
+        </w:rPr>
+        <w:t>μν</w:t>
+      </w:r>
+      <w:r>
+        <w:t xml:space="preserve"> = 2(B² − E²) and F</w:t>
+      </w:r>
+      <w:r>
+        <w:rPr>
+          <w:vertAlign w:val="subscript"/>
+        </w:rPr>
+        <w:t>μν</w:t>
+      </w:r>
+      <w:r>
+        <w:t>F̃</w:t>
+      </w:r>
+      <w:r>
+        <w:rPr>
+          <w:vertAlign w:val="superscript"/>
+        </w:rPr>
+        <w:t>μν</w:t>
+      </w:r>
+      <w:r>
+        <w:t xml:space="preserve"> = −4E·B are scalars. If E·B = 0 and B &gt; E, a boost removes E. A pure B does no work, so it cannot supply the energy 2m.</w:t>
       </w:r>
     </w:p>
     <w:p>
@@ -3314,7 +4243,16 @@
         <w:t xml:space="preserve"> </w:t>
       </w:r>
       <w:r>
-        <w:t>For spin ½, the two spin states give the factor 2 in Section 4.1, and Pauli blocking gives −log(1 − P) for the decay exponent, with all plus signs. For a scalar there is one state per mode, and Bose enhancement turns the persistence factor into 1/(1 + P). Then log(1 + P) = Σ(−1)^{n+1}Pⁿ/n alternates, and the prefactor is half.</w:t>
+        <w:t>For spin ½, the two spin states give the factor 2 in Section 4.1, and Pauli blocking gives −log(1 − P) for the decay exponent, with all plus signs. For a scalar there is one state per mode, and Bose enhancement turns the persistence factor into 1/(1 + P). Then log(1 + P) = Σ(−1)</w:t>
+      </w:r>
+      <w:r>
+        <w:rPr>
+          <w:vertAlign w:val="superscript"/>
+        </w:rPr>
+        <w:t>n+1</w:t>
+      </w:r>
+      <w:r>
+        <w:t>Pⁿ/n alternates, and the prefactor is half.</w:t>
       </w:r>
     </w:p>
     <w:p>
@@ -3322,55 +4260,12 @@
         <w:pStyle w:val="Heading2"/>
       </w:pPr>
       <w:r>
-        <w:t>Mastery checklist</w:t>
+        <w:t>Mastery check</w:t>
       </w:r>
     </w:p>
     <w:p>
-      <w:pPr>
-        <w:pStyle w:val="ListBullet"/>
-      </w:pPr>
-      <w:r>
-        <w:t>I can explain why a real photon cannot make a pair but a classical field can.</w:t>
-      </w:r>
-    </w:p>
-    <w:p>
-      <w:pPr>
-        <w:pStyle w:val="ListBullet"/>
-      </w:pPr>
-      <w:r>
-        <w:t>I can set up the background-field split and the Furry picture.</w:t>
-      </w:r>
-    </w:p>
-    <w:p>
-      <w:pPr>
-        <w:pStyle w:val="ListBullet"/>
-      </w:pPr>
-      <w:r>
-        <w:t>I can connect pair creation to Im Γ.</w:t>
-      </w:r>
-    </w:p>
-    <w:p>
-      <w:pPr>
-        <w:pStyle w:val="ListBullet"/>
-      </w:pPr>
-      <w:r>
-        <w:t>I can derive the Schwinger exponent and the leading rate, prefactor included.</w:t>
-      </w:r>
-    </w:p>
-    <w:p>
-      <w:pPr>
-        <w:pStyle w:val="ListBullet"/>
-      </w:pPr>
-      <w:r>
-        <w:t>I can explain why the effect is invisible to perturbation theory, and evaluate it for real fields.</w:t>
-      </w:r>
-    </w:p>
-    <w:p>
-      <w:pPr>
-        <w:pStyle w:val="ListBullet"/>
-      </w:pPr>
-      <w:r>
-        <w:t>I can state when no pairs are produced, and what happens at supercritical Z.</w:t>
+      <w:r>
+        <w:t>Before moving on, do the Core exercises without looking at the solutions and state this lesson's main result from memory. If both go smoothly, continue; if not, reread the sections the missed exercises cite.</w:t>
       </w:r>
     </w:p>
     <w:p>
@@ -3383,7 +4278,16 @@
     </w:p>
     <w:p>
       <w:r>
-        <w:t>Lesson 87 closes the course by placing U(1)_EM inside the electroweak theory, without deriving the Higgs mechanism in full.</w:t>
+        <w:t>Lesson 87 closes the course by placing U(1)</w:t>
+      </w:r>
+      <w:r>
+        <w:rPr>
+          <w:vertAlign w:val="subscript"/>
+        </w:rPr>
+        <w:t>EM</w:t>
+      </w:r>
+      <w:r>
+        <w:t xml:space="preserve"> inside the electroweak theory, without deriving the Higgs mechanism in full.</w:t>
       </w:r>
     </w:p>
     <w:sectPr>
@@ -3422,7 +4326,7 @@
         <w:color w:val="5A5A5A"/>
         <w:sz w:val="16"/>
       </w:rPr>
-      <w:t>QED Course   Lesson 86</w:t>
+      <w:t>A QED Course   Lesson 86</w:t>
     </w:r>
   </w:p>
 </w:hdr>
